--- a/pr-preview/pr-1/vignettes/quarto_vignette.docx
+++ b/pr-preview/pr-1/vignettes/quarto_vignette.docx
@@ -24,7 +24,7 @@
         <w:rPr>
           <w:rStyle w:val="NormalTok"/>
         </w:rPr>
-        <w:t xml:space="preserve">(rpt)</w:t>
+        <w:t xml:space="preserve">(pr.helpers)</w:t>
       </w:r>
     </w:p>
     <w:bookmarkStart w:id="9" w:name="introduction"/>
@@ -1478,7 +1478,7 @@
       </w:r>
     </w:p>
     <w:bookmarkEnd w:id="32"/>
-    <w:bookmarkStart w:id="34" w:name="ref-R-rpt"/>
+    <w:bookmarkStart w:id="34" w:name="ref-R-pr.helpers"/>
     <w:p>
       <w:pPr>
         <w:pStyle w:val="Bibliography"/>
@@ -1494,7 +1494,7 @@
           <w:i/>
           <w:iCs/>
         </w:rPr>
-        <w:t xml:space="preserve">Rpt: R Package Template</w:t>
+        <w:t xml:space="preserve">Pr.helpers: R Package Template</w:t>
       </w:r>
       <w:r>
         <w:t xml:space="preserve">.</w:t>
@@ -1507,7 +1507,7 @@
           <w:rPr>
             <w:rStyle w:val="Hyperlink"/>
           </w:rPr>
-          <w:t xml:space="preserve">https://github.com/UCD-SERG/rpt</w:t>
+          <w:t xml:space="preserve">https://github.com/UCD-SERG/pr.helpers</w:t>
         </w:r>
       </w:hyperlink>
       <w:r>
